--- a/ky/wisdom-stories/nothing-is-ever-truly-lost.docx
+++ b/ky/wisdom-stories/nothing-is-ever-truly-lost.docx
@@ -39,7 +39,7 @@
           <w:sz w:val="22"/>
           <w:lang w:val="ky-KG"/>
         </w:rPr>
-        <w:t>«Жоготтум» деген нерсе жок. Болгону жетишкен ийгиликтериңиз жана жашоодон алган сабактарыңыз бар.</w:t>
+        <w:t>Жашоодо жоготууну гана көрбөгүлө. Жетишкен ийгиликтериңиз да, ийгиликсиздиктен алган сабактарыңыз да бар.</w:t>
       </w:r>
     </w:p>
     <w:p>
@@ -63,7 +63,7 @@
           <w:sz w:val="22"/>
           <w:lang w:val="ky-KG"/>
         </w:rPr>
-        <w:t xml:space="preserve">Сабак: </w:t>
+        <w:t>Сабак: «Жоготуу» деген жок — же утасың, же үйрөнөсүң. Ар бир ийгиликсиздик чындыгында сабак.</w:t>
       </w:r>
       <w:r>
         <w:rPr>
@@ -72,7 +72,6 @@
           <w:sz w:val="22"/>
           <w:lang w:val="ky-KG"/>
         </w:rPr>
-        <w:t>Ишиң оңунан чыкпаса да, андан сабак ал. Үйрөнгөнүң кийинки кадамыңа таяныч болот.</w:t>
       </w:r>
     </w:p>
     <w:p>
@@ -92,7 +91,7 @@
           <w:sz w:val="18"/>
           <w:lang w:val="ky-KG"/>
         </w:rPr>
-        <w:t>Окуя ачык интернет булактарынан алынды.</w:t>
+        <w:t>Аңгемелер ачык интернет булактарынан алынган, иллюстрациялар болсо ЖИ менен түзүлгөн.</w:t>
       </w:r>
     </w:p>
     <w:sectPr>
